--- a/Мавзу2/165.docx
+++ b/Мавзу2/165.docx
@@ -278,7 +278,7 @@
           <w:b w:val="0"/>
           <w:sz w:val="28"/>
         </w:rPr>
-        <w:t>Har bir idishdan kamida 3 ta shubhali koloniya uch shakarli muhitga (Olkenitskiy yoki Klingler, Ressel) hamda qiya oziq agarga ekiladi [1][3]. Laktoza va saxarozani bijg'itmaydigan, glyukozani bijg'itadigan, vodorod sulfid hosil qiladigan, mochevinani parchalamaydigan madaniyatlar salmonellaga shubhali bo'lib, keyingi biokimyoviy tekshiruvga yuboriladi [1]. Tekshiriladigan belgilar [3]: ureaza (−), Fogez–Proskauer (−), indol (−), harakatchanlik (±), mannit (+), lizindekarboksilaza (+), Simmons sitrati (±), fenilalanindezaminaza (−). Salmonellalar indol hosil qilmaydi, sitratda o'sadi, lizinni dekarboksillaydi (ayrim S. Typhimurium, S. Enteritidis shtammlari bundan mustasno), fenilalanindezaminazaga ega emas, mochevinani parchalamaydi, metil qizil sinamasi musbat, harakatchan (S. Gallinarum bundan mustasno) [1]. Serologik identifikatsiya shishada agglutinatsiya reaksiyasi bilan O- va H-sivorotkalar yordamida o'tkaziladi: polivalent adsorbsiyalangan sivorotka (A, B, C, D, E guruhlar) bilan boshlanadi, tomchi sivorotka va tomchi fiziologik eritma yonida kulturani emulsiyalab, 1–2 daqiqada ipir-ipir agglutinat hosil bo'lishi musbat natija [1].</w:t>
+        <w:t>Har bir idishdan kamida 3 ta shubhali koloniya uch shakarli muhitga (Olkenitskiy yoki Klingler, Ressel) hamda qiya oziq agarga ekiladi [1][3]. Laktoza va saxarozani bijg'itmaydigan, glyukozani bijg'itadigan, vodorod sulfid hosil qiladigan, mochevinani parchalamaydigan kulturalar salmonellaga shubhali bo'lib, keyingi biokimyoviy tekshiruvga yuboriladi [1]. Tekshiriladigan belgilar [3]: ureaza (−), Fogez–Proskauer (−), indol (−), harakatchanlik (±), mannit (+), lizindekarboksilaza (+), Simmons sitrati (±), fenilalanindezaminaza (−). Salmonellalar indol hosil qilmaydi, sitratda o'sadi, lizinni dekarboksillaydi (ayrim S. Typhimurium, S. Enteritidis shtammlari bundan mustasno), fenilalanindezaminazaga ega emas, mochevinani parchalamaydi, metil qizil sinamasi musbat, harakatchan (S. Gallinarum bundan mustasno) [1]. Serologik identifikatsiya shishada agglutinatsiya reaksiyasi bilan O- va H-sivorotkalar yordamida o'tkaziladi: polivalent adsorbsiyalangan sivorotka (A, B, C, D, E guruhlar) bilan boshlanadi, tomchi sivorotka va tomchi fiziologik eritma yonida kulturani emulsiyalab, 1–2 daqiqada ipir-ipir agglutinat hosil bo'lishi musbat natija [1].</w:t>
       </w:r>
     </w:p>
     <w:p>
